--- a/manuscript/journal_submission/marine_environmental_research/rendered_v7/mer_supplement_v7.docx
+++ b/manuscript/journal_submission/marine_environmental_research/rendered_v7/mer_supplement_v7.docx
@@ -1434,6 +1434,413 @@
       </w:pPr>
       <w:r>
         <w:t xml:space="preserve">Gadwall did not reproduce the active interaction. Northern Shoveler did, and therefore falsified the third prespecified prediction and demonstrates residual time-varying structure. Candidate explanations include zone-specific migration or habitat use, shoreline access, checklist submission, preferential visitation, source-date or source-point classification, and indirect ecology. The comparator result limits causal and trophic-specific interpretation.</w:t>
+      </w:r>
+    </w:p>
+    <w:p>
+      <w:pPr>
+        <w:pStyle w:val="BodyText"/>
+      </w:pPr>
+      <w:r>
+        <w:t xml:space="preserve">The two nominated comparators understate the issue, because the core family contains further taxa with no established roe-feeding pathway that also rose during days 0–14:</w:t>
+      </w:r>
+    </w:p>
+    <w:tbl>
+      <w:tblPr>
+        <w:tblStyle w:val="Table"/>
+        <w:tblW w:type="pct" w:w="5000"/>
+        <w:tblLayout w:type="fixed"/>
+        <w:tblLook w:firstRow="1" w:lastRow="0" w:firstColumn="0" w:lastColumn="0" w:noHBand="0" w:noVBand="0" w:val="0020"/>
+      </w:tblPr>
+      <w:tblGrid>
+        <w:gridCol w:w="1697"/>
+        <w:gridCol w:w="1697"/>
+        <w:gridCol w:w="2262"/>
+        <w:gridCol w:w="2262"/>
+      </w:tblGrid>
+      <w:tr>
+        <w:trPr>
+          <w:tblHeader w:val="on"/>
+        </w:trPr>
+        <w:tc>
+          <w:tcPr/>
+          <w:p>
+            <w:pPr>
+              <w:pStyle w:val="Compact"/>
+              <w:jc w:val="left"/>
+            </w:pPr>
+            <w:r>
+              <w:t xml:space="preserve">Species</w:t>
+            </w:r>
+          </w:p>
+        </w:tc>
+        <w:tc>
+          <w:tcPr/>
+          <w:p>
+            <w:pPr>
+              <w:pStyle w:val="Compact"/>
+              <w:jc w:val="left"/>
+            </w:pPr>
+            <w:r>
+              <w:t xml:space="preserve">Outcome</w:t>
+            </w:r>
+          </w:p>
+        </w:tc>
+        <w:tc>
+          <w:tcPr/>
+          <w:p>
+            <w:pPr>
+              <w:pStyle w:val="Compact"/>
+              <w:jc w:val="right"/>
+            </w:pPr>
+            <w:r>
+              <w:t xml:space="preserve">Active 0–14 d (95% CI)</w:t>
+            </w:r>
+          </w:p>
+        </w:tc>
+        <w:tc>
+          <w:tcPr/>
+          <w:p>
+            <w:pPr>
+              <w:pStyle w:val="Compact"/>
+              <w:jc w:val="right"/>
+            </w:pPr>
+            <w:r>
+              <w:t xml:space="preserve">BH q</w:t>
+            </w:r>
+          </w:p>
+        </w:tc>
+      </w:tr>
+      <w:tr>
+        <w:tc>
+          <w:tcPr/>
+          <w:p>
+            <w:pPr>
+              <w:pStyle w:val="Compact"/>
+              <w:jc w:val="left"/>
+            </w:pPr>
+            <w:r>
+              <w:t xml:space="preserve">Northern Pintail</w:t>
+            </w:r>
+          </w:p>
+        </w:tc>
+        <w:tc>
+          <w:tcPr/>
+          <w:p>
+            <w:pPr>
+              <w:pStyle w:val="Compact"/>
+              <w:jc w:val="left"/>
+            </w:pPr>
+            <w:r>
+              <w:t xml:space="preserve">detection</w:t>
+            </w:r>
+          </w:p>
+        </w:tc>
+        <w:tc>
+          <w:tcPr/>
+          <w:p>
+            <w:pPr>
+              <w:pStyle w:val="Compact"/>
+              <w:jc w:val="right"/>
+            </w:pPr>
+            <w:r>
+              <w:t xml:space="preserve">1.29 (1.18–1.42)</w:t>
+            </w:r>
+          </w:p>
+        </w:tc>
+        <w:tc>
+          <w:tcPr/>
+          <w:p>
+            <w:pPr>
+              <w:pStyle w:val="Compact"/>
+              <w:jc w:val="right"/>
+            </w:pPr>
+            <w:r>
+              <w:t xml:space="preserve">7.32 × 10</w:t>
+            </w:r>
+            <w:r>
+              <w:rPr>
+                <w:vertAlign w:val="superscript"/>
+              </w:rPr>
+              <w:t xml:space="preserve">-7</w:t>
+            </w:r>
+          </w:p>
+        </w:tc>
+      </w:tr>
+      <w:tr>
+        <w:tc>
+          <w:tcPr/>
+          <w:p>
+            <w:pPr>
+              <w:pStyle w:val="Compact"/>
+              <w:jc w:val="left"/>
+            </w:pPr>
+            <w:r>
+              <w:t xml:space="preserve">Northern Shoveler (comparator)</w:t>
+            </w:r>
+          </w:p>
+        </w:tc>
+        <w:tc>
+          <w:tcPr/>
+          <w:p>
+            <w:pPr>
+              <w:pStyle w:val="Compact"/>
+              <w:jc w:val="left"/>
+            </w:pPr>
+            <w:r>
+              <w:t xml:space="preserve">detection</w:t>
+            </w:r>
+          </w:p>
+        </w:tc>
+        <w:tc>
+          <w:tcPr/>
+          <w:p>
+            <w:pPr>
+              <w:pStyle w:val="Compact"/>
+              <w:jc w:val="right"/>
+            </w:pPr>
+            <w:r>
+              <w:t xml:space="preserve">1.24 (1.08–1.43)</w:t>
+            </w:r>
+          </w:p>
+        </w:tc>
+        <w:tc>
+          <w:tcPr/>
+          <w:p>
+            <w:pPr>
+              <w:pStyle w:val="Compact"/>
+              <w:jc w:val="right"/>
+            </w:pPr>
+            <w:r>
+              <w:t xml:space="preserve">0.00564</w:t>
+            </w:r>
+          </w:p>
+        </w:tc>
+      </w:tr>
+      <w:tr>
+        <w:tc>
+          <w:tcPr/>
+          <w:p>
+            <w:pPr>
+              <w:pStyle w:val="Compact"/>
+              <w:jc w:val="left"/>
+            </w:pPr>
+            <w:r>
+              <w:t xml:space="preserve">American Wigeon</w:t>
+            </w:r>
+          </w:p>
+        </w:tc>
+        <w:tc>
+          <w:tcPr/>
+          <w:p>
+            <w:pPr>
+              <w:pStyle w:val="Compact"/>
+              <w:jc w:val="left"/>
+            </w:pPr>
+            <w:r>
+              <w:t xml:space="preserve">detection</w:t>
+            </w:r>
+          </w:p>
+        </w:tc>
+        <w:tc>
+          <w:tcPr/>
+          <w:p>
+            <w:pPr>
+              <w:pStyle w:val="Compact"/>
+              <w:jc w:val="right"/>
+            </w:pPr>
+            <w:r>
+              <w:t xml:space="preserve">1.14 (1.07–1.21)</w:t>
+            </w:r>
+          </w:p>
+        </w:tc>
+        <w:tc>
+          <w:tcPr/>
+          <w:p>
+            <w:pPr>
+              <w:pStyle w:val="Compact"/>
+              <w:jc w:val="right"/>
+            </w:pPr>
+            <w:r>
+              <w:t xml:space="preserve">1.38 × 10</w:t>
+            </w:r>
+            <w:r>
+              <w:rPr>
+                <w:vertAlign w:val="superscript"/>
+              </w:rPr>
+              <w:t xml:space="preserve">-4</w:t>
+            </w:r>
+          </w:p>
+        </w:tc>
+      </w:tr>
+      <w:tr>
+        <w:tc>
+          <w:tcPr/>
+          <w:p>
+            <w:pPr>
+              <w:pStyle w:val="Compact"/>
+              <w:jc w:val="left"/>
+            </w:pPr>
+            <w:r>
+              <w:t xml:space="preserve">American Wigeon</w:t>
+            </w:r>
+          </w:p>
+        </w:tc>
+        <w:tc>
+          <w:tcPr/>
+          <w:p>
+            <w:pPr>
+              <w:pStyle w:val="Compact"/>
+              <w:jc w:val="left"/>
+            </w:pPr>
+            <w:r>
+              <w:t xml:space="preserve">positive flock size</w:t>
+            </w:r>
+          </w:p>
+        </w:tc>
+        <w:tc>
+          <w:tcPr/>
+          <w:p>
+            <w:pPr>
+              <w:pStyle w:val="Compact"/>
+              <w:jc w:val="right"/>
+            </w:pPr>
+            <w:r>
+              <w:t xml:space="preserve">1.11 (1.06–1.16)</w:t>
+            </w:r>
+          </w:p>
+        </w:tc>
+        <w:tc>
+          <w:tcPr/>
+          <w:p>
+            <w:pPr>
+              <w:pStyle w:val="Compact"/>
+              <w:jc w:val="right"/>
+            </w:pPr>
+            <w:r>
+              <w:t xml:space="preserve">3.51 × 10</w:t>
+            </w:r>
+            <w:r>
+              <w:rPr>
+                <w:vertAlign w:val="superscript"/>
+              </w:rPr>
+              <w:t xml:space="preserve">-5</w:t>
+            </w:r>
+          </w:p>
+        </w:tc>
+      </w:tr>
+      <w:tr>
+        <w:tc>
+          <w:tcPr/>
+          <w:p>
+            <w:pPr>
+              <w:pStyle w:val="Compact"/>
+              <w:jc w:val="left"/>
+            </w:pPr>
+            <w:r>
+              <w:t xml:space="preserve">Mallard</w:t>
+            </w:r>
+          </w:p>
+        </w:tc>
+        <w:tc>
+          <w:tcPr/>
+          <w:p>
+            <w:pPr>
+              <w:pStyle w:val="Compact"/>
+              <w:jc w:val="left"/>
+            </w:pPr>
+            <w:r>
+              <w:t xml:space="preserve">positive flock size</w:t>
+            </w:r>
+          </w:p>
+        </w:tc>
+        <w:tc>
+          <w:tcPr/>
+          <w:p>
+            <w:pPr>
+              <w:pStyle w:val="Compact"/>
+              <w:jc w:val="right"/>
+            </w:pPr>
+            <w:r>
+              <w:t xml:space="preserve">1.11 (1.08–1.14)</w:t>
+            </w:r>
+          </w:p>
+        </w:tc>
+        <w:tc>
+          <w:tcPr/>
+          <w:p>
+            <w:pPr>
+              <w:pStyle w:val="Compact"/>
+              <w:jc w:val="right"/>
+            </w:pPr>
+            <w:r>
+              <w:t xml:space="preserve">3.69 × 10</w:t>
+            </w:r>
+            <w:r>
+              <w:rPr>
+                <w:vertAlign w:val="superscript"/>
+              </w:rPr>
+              <w:t xml:space="preserve">-11</w:t>
+            </w:r>
+          </w:p>
+        </w:tc>
+      </w:tr>
+      <w:tr>
+        <w:tc>
+          <w:tcPr/>
+          <w:p>
+            <w:pPr>
+              <w:pStyle w:val="Compact"/>
+              <w:jc w:val="left"/>
+            </w:pPr>
+            <w:r>
+              <w:t xml:space="preserve">Canada Goose</w:t>
+            </w:r>
+          </w:p>
+        </w:tc>
+        <w:tc>
+          <w:tcPr/>
+          <w:p>
+            <w:pPr>
+              <w:pStyle w:val="Compact"/>
+              <w:jc w:val="left"/>
+            </w:pPr>
+            <w:r>
+              <w:t xml:space="preserve">detection</w:t>
+            </w:r>
+          </w:p>
+        </w:tc>
+        <w:tc>
+          <w:tcPr/>
+          <w:p>
+            <w:pPr>
+              <w:pStyle w:val="Compact"/>
+              <w:jc w:val="right"/>
+            </w:pPr>
+            <w:r>
+              <w:t xml:space="preserve">1.08 (1.02–1.14)</w:t>
+            </w:r>
+          </w:p>
+        </w:tc>
+        <w:tc>
+          <w:tcPr/>
+          <w:p>
+            <w:pPr>
+              <w:pStyle w:val="Compact"/>
+              <w:jc w:val="right"/>
+            </w:pPr>
+            <w:r>
+              <w:t xml:space="preserve">0.0206</w:t>
+            </w:r>
+          </w:p>
+        </w:tc>
+      </w:tr>
+    </w:tbl>
+    <w:p>
+      <w:pPr>
+        <w:pStyle w:val="BodyText"/>
+      </w:pPr>
+      <w:r>
+        <w:t xml:space="preserve">Four of the five dabbling ducks in the study (Mallard, Northern Pintail, American Wigeon, Northern Shoveler) showed a positive active interaction in at least one component; Gadwall was the exception. Northern Pintail’s detection interaction exceeded that of every species assigned to the main ecological panel. A two-species comparator panel drawn from a guild that mostly responds cannot bound the false-positive rate, and this is treated as a limitation of the comparator design in the main text rather than as a property of the herring signal.</w:t>
       </w:r>
     </w:p>
     <w:bookmarkEnd w:id="24"/>

--- a/manuscript/journal_submission/marine_environmental_research/rendered_v7/mer_supplement_v7.docx
+++ b/manuscript/journal_submission/marine_environmental_research/rendered_v7/mer_supplement_v7.docx
@@ -288,13 +288,429 @@
       </w:r>
     </w:p>
     <w:bookmarkEnd w:id="21"/>
-    <w:bookmarkStart w:id="22" w:name="complete-event-study-evidence"/>
+    <w:bookmarkStart w:id="22" w:name="taxonomic-and-count-state-rules"/>
     <w:p>
       <w:pPr>
         <w:pStyle w:val="Heading1"/>
       </w:pPr>
       <w:r>
-        <w:t xml:space="preserve">3. Complete event-study evidence</w:t>
+        <w:t xml:space="preserve">3. Taxonomic and count-state rules</w:t>
+      </w:r>
+    </w:p>
+    <w:p>
+      <w:pPr>
+        <w:pStyle w:val="FirstParagraph"/>
+      </w:pPr>
+      <w:r>
+        <w:t xml:space="preserve">Taxa follow eBird/Clements taxonomy v2025. Three taxa in the 49-species family</w:t>
+      </w:r>
+      <w:r>
+        <w:t xml:space="preserve"> </w:t>
+      </w:r>
+      <w:r>
+        <w:t xml:space="preserve">sit on a taxonomic change within the 2005–2025 window and are resolved to a</w:t>
+      </w:r>
+      <w:r>
+        <w:t xml:space="preserve"> </w:t>
+      </w:r>
+      <w:r>
+        <w:t xml:space="preserve">single fixed analysis concept by versioned mapping: Short-billed Gull (the former</w:t>
+      </w:r>
+      <w:r>
+        <w:t xml:space="preserve"> </w:t>
+      </w:r>
+      <w:r>
+        <w:t xml:space="preserve">Mew Gull; common-name and concept change), American Herring Gull (from the split</w:t>
+      </w:r>
+      <w:r>
+        <w:t xml:space="preserve"> </w:t>
+      </w:r>
+      <w:r>
+        <w:t xml:space="preserve">of the Herring Gull complex), and Iceland Gull (which absorbed Thayer’s Gull).</w:t>
+      </w:r>
+      <w:r>
+        <w:t xml:space="preserve"> </w:t>
+      </w:r>
+      <w:r>
+        <w:t xml:space="preserve">Because the event study includes calendar year as a fixed factor and estimates a</w:t>
+      </w:r>
+      <w:r>
+        <w:t xml:space="preserve"> </w:t>
+      </w:r>
+      <w:r>
+        <w:t xml:space="preserve">within-year near-versus-reference difference-in-differences, a taxonomy change</w:t>
+      </w:r>
+      <w:r>
+        <w:t xml:space="preserve"> </w:t>
+      </w:r>
+      <w:r>
+        <w:t xml:space="preserve">that shifts a reported concept equally in both zones within a year is absorbed by</w:t>
+      </w:r>
+      <w:r>
+        <w:t xml:space="preserve"> </w:t>
+      </w:r>
+      <w:r>
+        <w:t xml:space="preserve">the year factor and differenced out of the interaction; only a within-year,</w:t>
+      </w:r>
+      <w:r>
+        <w:t xml:space="preserve"> </w:t>
+      </w:r>
+      <w:r>
+        <w:t xml:space="preserve">spatially structured reporting change at a split boundary could bias it, which is</w:t>
+      </w:r>
+      <w:r>
+        <w:t xml:space="preserve"> </w:t>
+      </w:r>
+      <w:r>
+        <w:t xml:space="preserve">second order.</w:t>
+      </w:r>
+    </w:p>
+    <w:p>
+      <w:pPr>
+        <w:pStyle w:val="BodyText"/>
+      </w:pPr>
+      <w:r>
+        <w:t xml:space="preserve">Each detection carried one explicit count state:</w:t>
+      </w:r>
+    </w:p>
+    <w:tbl>
+      <w:tblPr>
+        <w:tblStyle w:val="Table"/>
+        <w:tblW w:type="pct" w:w="5000"/>
+        <w:tblLayout w:type="fixed"/>
+        <w:tblLook w:firstRow="1" w:lastRow="0" w:firstColumn="0" w:lastColumn="0" w:noHBand="0" w:noVBand="0" w:val="0020"/>
+      </w:tblPr>
+      <w:tblGrid>
+        <w:gridCol w:w="1980"/>
+        <w:gridCol w:w="1980"/>
+        <w:gridCol w:w="1980"/>
+        <w:gridCol w:w="1980"/>
+      </w:tblGrid>
+      <w:tr>
+        <w:trPr>
+          <w:tblHeader w:val="on"/>
+        </w:trPr>
+        <w:tc>
+          <w:tcPr/>
+          <w:p>
+            <w:pPr>
+              <w:pStyle w:val="Compact"/>
+              <w:jc w:val="left"/>
+            </w:pPr>
+            <w:r>
+              <w:t xml:space="preserve">State</w:t>
+            </w:r>
+          </w:p>
+        </w:tc>
+        <w:tc>
+          <w:tcPr/>
+          <w:p>
+            <w:pPr>
+              <w:pStyle w:val="Compact"/>
+              <w:jc w:val="left"/>
+            </w:pPr>
+            <w:r>
+              <w:t xml:space="preserve">Meaning</w:t>
+            </w:r>
+          </w:p>
+        </w:tc>
+        <w:tc>
+          <w:tcPr/>
+          <w:p>
+            <w:pPr>
+              <w:pStyle w:val="Compact"/>
+              <w:jc w:val="left"/>
+            </w:pPr>
+            <w:r>
+              <w:t xml:space="preserve">Enters detection</w:t>
+            </w:r>
+          </w:p>
+        </w:tc>
+        <w:tc>
+          <w:tcPr/>
+          <w:p>
+            <w:pPr>
+              <w:pStyle w:val="Compact"/>
+              <w:jc w:val="left"/>
+            </w:pPr>
+            <w:r>
+              <w:t xml:space="preserve">Enters count</w:t>
+            </w:r>
+          </w:p>
+        </w:tc>
+      </w:tr>
+      <w:tr>
+        <w:tc>
+          <w:tcPr/>
+          <w:p>
+            <w:pPr>
+              <w:pStyle w:val="Compact"/>
+              <w:jc w:val="left"/>
+            </w:pPr>
+            <w:r>
+              <w:rPr>
+                <w:rStyle w:val="VerbatimChar"/>
+              </w:rPr>
+              <w:t xml:space="preserve">numeric</w:t>
+            </w:r>
+          </w:p>
+        </w:tc>
+        <w:tc>
+          <w:tcPr/>
+          <w:p>
+            <w:pPr>
+              <w:pStyle w:val="Compact"/>
+              <w:jc w:val="left"/>
+            </w:pPr>
+            <w:r>
+              <w:t xml:space="preserve">a finite reported count greater than zero</w:t>
+            </w:r>
+          </w:p>
+        </w:tc>
+        <w:tc>
+          <w:tcPr/>
+          <w:p>
+            <w:pPr>
+              <w:pStyle w:val="Compact"/>
+              <w:jc w:val="left"/>
+            </w:pPr>
+            <w:r>
+              <w:t xml:space="preserve">yes</w:t>
+            </w:r>
+          </w:p>
+        </w:tc>
+        <w:tc>
+          <w:tcPr/>
+          <w:p>
+            <w:pPr>
+              <w:pStyle w:val="Compact"/>
+              <w:jc w:val="left"/>
+            </w:pPr>
+            <w:r>
+              <w:t xml:space="preserve">yes</w:t>
+            </w:r>
+          </w:p>
+        </w:tc>
+      </w:tr>
+      <w:tr>
+        <w:tc>
+          <w:tcPr/>
+          <w:p>
+            <w:pPr>
+              <w:pStyle w:val="Compact"/>
+              <w:jc w:val="left"/>
+            </w:pPr>
+            <w:r>
+              <w:rPr>
+                <w:rStyle w:val="VerbatimChar"/>
+              </w:rPr>
+              <w:t xml:space="preserve">X</w:t>
+            </w:r>
+          </w:p>
+        </w:tc>
+        <w:tc>
+          <w:tcPr/>
+          <w:p>
+            <w:pPr>
+              <w:pStyle w:val="Compact"/>
+              <w:jc w:val="left"/>
+            </w:pPr>
+            <w:r>
+              <w:t xml:space="preserve">present but unquantified</w:t>
+            </w:r>
+          </w:p>
+        </w:tc>
+        <w:tc>
+          <w:tcPr/>
+          <w:p>
+            <w:pPr>
+              <w:pStyle w:val="Compact"/>
+              <w:jc w:val="left"/>
+            </w:pPr>
+            <w:r>
+              <w:t xml:space="preserve">yes</w:t>
+            </w:r>
+          </w:p>
+        </w:tc>
+        <w:tc>
+          <w:tcPr/>
+          <w:p>
+            <w:pPr>
+              <w:pStyle w:val="Compact"/>
+              <w:jc w:val="left"/>
+            </w:pPr>
+            <w:r>
+              <w:t xml:space="preserve">no</w:t>
+            </w:r>
+          </w:p>
+        </w:tc>
+      </w:tr>
+      <w:tr>
+        <w:tc>
+          <w:tcPr/>
+          <w:p>
+            <w:pPr>
+              <w:pStyle w:val="Compact"/>
+              <w:jc w:val="left"/>
+            </w:pPr>
+            <w:r>
+              <w:rPr>
+                <w:rStyle w:val="VerbatimChar"/>
+              </w:rPr>
+              <w:t xml:space="preserve">ambiguity_affected</w:t>
+            </w:r>
+          </w:p>
+        </w:tc>
+        <w:tc>
+          <w:tcPr/>
+          <w:p>
+            <w:pPr>
+              <w:pStyle w:val="Compact"/>
+              <w:jc w:val="left"/>
+            </w:pPr>
+            <w:r>
+              <w:t xml:space="preserve">identity or count ambiguous under the frozen rules</w:t>
+            </w:r>
+          </w:p>
+        </w:tc>
+        <w:tc>
+          <w:tcPr/>
+          <w:p>
+            <w:pPr>
+              <w:pStyle w:val="Compact"/>
+              <w:jc w:val="left"/>
+            </w:pPr>
+            <w:r>
+              <w:t xml:space="preserve">yes</w:t>
+            </w:r>
+          </w:p>
+        </w:tc>
+        <w:tc>
+          <w:tcPr/>
+          <w:p>
+            <w:pPr>
+              <w:pStyle w:val="Compact"/>
+              <w:jc w:val="left"/>
+            </w:pPr>
+            <w:r>
+              <w:t xml:space="preserve">no</w:t>
+            </w:r>
+          </w:p>
+        </w:tc>
+      </w:tr>
+    </w:tbl>
+    <w:p>
+      <w:pPr>
+        <w:pStyle w:val="BodyText"/>
+      </w:pPr>
+      <w:r>
+        <w:t xml:space="preserve">Lower-bound reports, ambiguous records, structural unknowns, and finite exact</w:t>
+      </w:r>
+      <w:r>
+        <w:t xml:space="preserve"> </w:t>
+      </w:r>
+      <w:r>
+        <w:t xml:space="preserve">counts remained distinct; none was silently recoded. An unquantified</w:t>
+      </w:r>
+      <w:r>
+        <w:t xml:space="preserve"> </w:t>
+      </w:r>
+      <w:r>
+        <w:rPr>
+          <w:rStyle w:val="VerbatimChar"/>
+        </w:rPr>
+        <w:t xml:space="preserve">X</w:t>
+      </w:r>
+      <w:r>
+        <w:t xml:space="preserve"> </w:t>
+      </w:r>
+      <w:r>
+        <w:t xml:space="preserve">never</w:t>
+      </w:r>
+      <w:r>
+        <w:t xml:space="preserve"> </w:t>
+      </w:r>
+      <w:r>
+        <w:t xml:space="preserve">became a numeric count, and an ambiguous record was never coerced to a zero</w:t>
+      </w:r>
+      <w:r>
+        <w:t xml:space="preserve"> </w:t>
+      </w:r>
+      <w:r>
+        <w:t xml:space="preserve">(nondetection). Across the modeled family,</w:t>
+      </w:r>
+      <w:r>
+        <w:t xml:space="preserve"> </w:t>
+      </w:r>
+      <w:r>
+        <w:rPr>
+          <w:rStyle w:val="VerbatimChar"/>
+        </w:rPr>
+        <w:t xml:space="preserve">numeric</w:t>
+      </w:r>
+      <w:r>
+        <w:t xml:space="preserve"> </w:t>
+      </w:r>
+      <w:r>
+        <w:t xml:space="preserve">accounts for the large</w:t>
+      </w:r>
+      <w:r>
+        <w:t xml:space="preserve"> </w:t>
+      </w:r>
+      <w:r>
+        <w:t xml:space="preserve">majority of detections,</w:t>
+      </w:r>
+      <w:r>
+        <w:t xml:space="preserve"> </w:t>
+      </w:r>
+      <w:r>
+        <w:rPr>
+          <w:rStyle w:val="VerbatimChar"/>
+        </w:rPr>
+        <w:t xml:space="preserve">X</w:t>
+      </w:r>
+      <w:r>
+        <w:t xml:space="preserve"> </w:t>
+      </w:r>
+      <w:r>
+        <w:t xml:space="preserve">for a small fraction that rises with exposure for the</w:t>
+      </w:r>
+      <w:r>
+        <w:t xml:space="preserve"> </w:t>
+      </w:r>
+      <w:r>
+        <w:t xml:space="preserve">strongest aggregators (main text, Discussion 4.2), and</w:t>
+      </w:r>
+      <w:r>
+        <w:t xml:space="preserve"> </w:t>
+      </w:r>
+      <w:r>
+        <w:rPr>
+          <w:rStyle w:val="VerbatimChar"/>
+        </w:rPr>
+        <w:t xml:space="preserve">ambiguity_affected</w:t>
+      </w:r>
+      <w:r>
+        <w:t xml:space="preserve"> </w:t>
+      </w:r>
+      <w:r>
+        <w:t xml:space="preserve">for a</w:t>
+      </w:r>
+      <w:r>
+        <w:t xml:space="preserve"> </w:t>
+      </w:r>
+      <w:r>
+        <w:t xml:space="preserve">negligible remainder.</w:t>
+      </w:r>
+    </w:p>
+    <w:bookmarkEnd w:id="22"/>
+    <w:bookmarkStart w:id="23" w:name="complete-event-study-evidence"/>
+    <w:p>
+      <w:pPr>
+        <w:pStyle w:val="Heading1"/>
+      </w:pPr>
+      <w:r>
+        <w:t xml:space="preserve">4. Complete event-study evidence</w:t>
       </w:r>
     </w:p>
     <w:p>
@@ -799,14 +1215,14 @@
         <w:t xml:space="preserve">Counts refer to BH q &lt; 0.05 within the 49-species outcome-and-contrast family. They are descriptive summaries of correlated contrasts, not independent binomial trials. Detection was estimable for 48 of 49 species and conditional count for 46.</w:t>
       </w:r>
     </w:p>
-    <w:bookmarkEnd w:id="22"/>
-    <w:bookmarkStart w:id="23" w:name="X3c14356e1588e192f6f0963e2ea7cf837d570d2"/>
+    <w:bookmarkEnd w:id="23"/>
+    <w:bookmarkStart w:id="24" w:name="X3c14356e1588e192f6f0963e2ea7cf837d570d2"/>
     <w:p>
       <w:pPr>
         <w:pStyle w:val="Heading1"/>
       </w:pPr>
       <w:r>
-        <w:t xml:space="preserve">4. Family extremes outside the eleven discussed species</w:t>
+        <w:t xml:space="preserve">5. Family extremes outside the eleven discussed species</w:t>
       </w:r>
     </w:p>
     <w:p>
@@ -1123,14 +1539,14 @@
         <w:t xml:space="preserve">Ring-billed Gull was the only species negative in both components, with a conditional count interaction of 0.83 (0.74–0.94; q = 0.00956). Its decline is not consistent with a mechanism defined at the level of the gull guild, and it is discussed in the main text on that basis.</w:t>
       </w:r>
     </w:p>
-    <w:bookmarkEnd w:id="23"/>
-    <w:bookmarkStart w:id="24" w:name="specificity-comparators"/>
+    <w:bookmarkEnd w:id="24"/>
+    <w:bookmarkStart w:id="25" w:name="specificity-comparators"/>
     <w:p>
       <w:pPr>
         <w:pStyle w:val="Heading1"/>
       </w:pPr>
       <w:r>
-        <w:t xml:space="preserve">5. Specificity comparators</w:t>
+        <w:t xml:space="preserve">6. Specificity comparators</w:t>
       </w:r>
     </w:p>
     <w:p>
@@ -1843,14 +2259,14 @@
         <w:t xml:space="preserve">Four of the five dabbling ducks in the study (Mallard, Northern Pintail, American Wigeon, Northern Shoveler) showed a positive active interaction in at least one component; Gadwall was the exception. Northern Pintail’s detection interaction exceeded that of every species assigned to the main ecological panel. A two-species comparator panel drawn from a guild that mostly responds cannot bound the false-positive rate, and this is treated as a limitation of the comparator design in the main text rather than as a property of the herring signal.</w:t>
       </w:r>
     </w:p>
-    <w:bookmarkEnd w:id="24"/>
-    <w:bookmarkStart w:id="25" w:name="model-completion-and-warnings"/>
+    <w:bookmarkEnd w:id="25"/>
+    <w:bookmarkStart w:id="26" w:name="model-completion-and-warnings"/>
     <w:p>
       <w:pPr>
         <w:pStyle w:val="Heading1"/>
       </w:pPr>
       <w:r>
-        <w:t xml:space="preserve">6. Model completion and warnings</w:t>
+        <w:t xml:space="preserve">7. Model completion and warnings</w:t>
       </w:r>
     </w:p>
     <w:p>
@@ -2186,14 +2602,14 @@
         <w:t xml:space="preserve">All 22 fits for the eleven discussed species completed without convergence failure, rank deficiency, or singularity. The smallest released joint-cell support among them was 259 rows. Global joint support ranged from 2,992 near-zone checklists at spawn start to 28,655 reference-zone checklists in late egg. Exact year counts for near early- and immediate-pre cells were suppressed because fewer than 20 checklist years were represented.</w:t>
       </w:r>
     </w:p>
-    <w:bookmarkEnd w:id="25"/>
-    <w:bookmarkStart w:id="26" w:name="X3b849a22f1d6dac6ccf7ebaedafc33829d8d5e4"/>
+    <w:bookmarkEnd w:id="26"/>
+    <w:bookmarkStart w:id="27" w:name="X3b849a22f1d6dac6ccf7ebaedafc33829d8d5e4"/>
     <w:p>
       <w:pPr>
         <w:pStyle w:val="Heading1"/>
       </w:pPr>
       <w:r>
-        <w:t xml:space="preserve">7. Numerical, multiplicity, privacy, and integrity checks</w:t>
+        <w:t xml:space="preserve">8. Numerical, multiplicity, privacy, and integrity checks</w:t>
       </w:r>
     </w:p>
     <w:p>
@@ -2248,14 +2664,14 @@
         <w:t xml:space="preserve">. Four protected-input hashes and seven released-output hashes passed. The source-link hash and concurrent-link joint-pairing gates passed. Zero records from 2026 onward were read. The release privacy scan detected no checklist, observer, locality, coordinate, credential, or protected-path violation. Outputs of the earlier registered analysis had no tracked changes.</w:t>
       </w:r>
     </w:p>
-    <w:bookmarkEnd w:id="26"/>
-    <w:bookmarkStart w:id="27" w:name="historical-registered-analyses"/>
+    <w:bookmarkEnd w:id="27"/>
+    <w:bookmarkStart w:id="28" w:name="historical-registered-analyses"/>
     <w:p>
       <w:pPr>
         <w:pStyle w:val="Heading1"/>
       </w:pPr>
       <w:r>
-        <w:t xml:space="preserve">8. Historical registered analyses</w:t>
+        <w:t xml:space="preserve">9. Historical registered analyses</w:t>
       </w:r>
     </w:p>
     <w:p>
@@ -2394,14 +2810,14 @@
         <w:t xml:space="preserve">M05 used the registered six-window timing structure with early pre-spawn (−42 to −29 d) as baseline and separate additive time and distance margins. M08 was the registered active-minus-reference contrast for the historical active classification. Neither is the present joint period-by-zone difference-in-differences. The historical legacy aggregate release also did not identify the component-level engine after its allowed fitting path. Those facts are preserved rather than repaired retrospectively.</w:t>
       </w:r>
     </w:p>
-    <w:bookmarkEnd w:id="27"/>
-    <w:bookmarkStart w:id="28" w:name="reproducibility-and-governance"/>
+    <w:bookmarkEnd w:id="28"/>
+    <w:bookmarkStart w:id="29" w:name="reproducibility-and-governance"/>
     <w:p>
       <w:pPr>
         <w:pStyle w:val="Heading1"/>
       </w:pPr>
       <w:r>
-        <w:t xml:space="preserve">9. Reproducibility and governance</w:t>
+        <w:t xml:space="preserve">10. Reproducibility and governance</w:t>
       </w:r>
     </w:p>
     <w:p>
@@ -2452,14 +2868,14 @@
         <w:t xml:space="preserve">Current results are exploratory and estimand-refining until prospective confirmation. The 2026–2028 response remains locked and may not be inspected through an interim look. A future confirmation must use the complete prospective release and an approved execution package.</w:t>
       </w:r>
     </w:p>
-    <w:bookmarkEnd w:id="28"/>
-    <w:bookmarkStart w:id="29" w:name="supplementary-file-inventory"/>
+    <w:bookmarkEnd w:id="29"/>
+    <w:bookmarkStart w:id="30" w:name="supplementary-file-inventory"/>
     <w:p>
       <w:pPr>
         <w:pStyle w:val="Heading1"/>
       </w:pPr>
       <w:r>
-        <w:t xml:space="preserve">10. Supplementary file inventory</w:t>
+        <w:t xml:space="preserve">11. Supplementary file inventory</w:t>
       </w:r>
     </w:p>
     <w:p>
@@ -2934,7 +3350,7 @@
         </w:tc>
       </w:tr>
     </w:tbl>
-    <w:bookmarkEnd w:id="29"/>
+    <w:bookmarkEnd w:id="30"/>
     <w:sectPr/>
   </w:body>
 </w:document>
